--- a/word_reports/LP_0154_위치_364_George Benson_Weekend in .docx
+++ b/word_reports/LP_0154_위치_364_George Benson_Weekend in .docx
@@ -4,7 +4,7 @@
   <w:body>
     <w:p>
       <w:pPr>
-        <w:spacing w:after="280"/>
+        <w:spacing w:after="80"/>
       </w:pPr>
       <w:r>
         <w:rPr w:rFonts="맑은 고딕">
@@ -13,94 +13,47 @@
           <w:color w:val="1E3A8A"/>
           <w:sz w:val="30"/>
         </w:rPr>
-        <w:t>[364] George Benson - Weekend in L.A (더블)</w:t>
+        <w:t>George Benson (조지 벤슨) - Weekend in L.A (더블)</w:t>
       </w:r>
     </w:p>
     <w:p>
       <w:pPr>
-        <w:spacing w:after="320"/>
+        <w:spacing w:after="240"/>
       </w:pPr>
       <w:r>
         <w:rPr w:rFonts="맑은 고딕">
           <w:rFonts w:ascii="맑은 고딕" w:hAnsi="맑은 고딕" w:eastAsia="맑은 고딕"/>
           <w:b/>
-          <w:sz w:val="20"/>
+          <w:color w:val="4B5563"/>
+          <w:sz w:val="22"/>
         </w:rPr>
-        <w:t>■ 위치 : 364</w:t>
-        <w:br/>
-      </w:r>
-      <w:r>
-        <w:rPr w:rFonts="맑은 고딕">
-          <w:rFonts w:ascii="맑은 고딕" w:hAnsi="맑은 고딕" w:eastAsia="맑은 고딕"/>
-          <w:b/>
-          <w:sz w:val="20"/>
-        </w:rPr>
-        <w:t>■ 아티스트 : George Benson</w:t>
-        <w:br/>
-      </w:r>
-      <w:r>
-        <w:rPr w:rFonts="맑은 고딕">
-          <w:rFonts w:ascii="맑은 고딕" w:hAnsi="맑은 고딕" w:eastAsia="맑은 고딕"/>
-          <w:b/>
-          <w:sz w:val="20"/>
-        </w:rPr>
-        <w:t>■ 앨범명 : Weekend in L.A (더블)</w:t>
-        <w:br/>
-      </w:r>
-      <w:r>
-        <w:rPr w:rFonts="맑은 고딕">
-          <w:rFonts w:ascii="맑은 고딕" w:hAnsi="맑은 고딕" w:eastAsia="맑은 고딕"/>
-          <w:b w:val="0"/>
-          <w:sz w:val="20"/>
-        </w:rPr>
-        <w:t>■ 음반 레이블 : Warner Bros. Records</w:t>
-        <w:br/>
-      </w:r>
-      <w:r>
-        <w:rPr w:rFonts="맑은 고딕">
-          <w:rFonts w:ascii="맑은 고딕" w:hAnsi="맑은 고딕" w:eastAsia="맑은 고딕"/>
-          <w:b w:val="0"/>
-          <w:sz w:val="20"/>
-        </w:rPr>
-        <w:t>■ 발매년도 : 1978</w:t>
-        <w:br/>
-      </w:r>
-      <w:r>
-        <w:rPr w:rFonts="맑은 고딕">
-          <w:rFonts w:ascii="맑은 고딕" w:hAnsi="맑은 고딕" w:eastAsia="맑은 고딕"/>
-          <w:b w:val="0"/>
-          <w:sz w:val="20"/>
-        </w:rPr>
-        <w:t>■ 장르 : 재즈 퓨전 (Jazz Fusion), 스무스 재즈 (Smooth Jazz), 팝/R&amp;B</w:t>
-        <w:br/>
-      </w:r>
-      <w:r>
-        <w:rPr w:rFonts="맑은 고딕">
-          <w:rFonts w:ascii="맑은 고딕" w:hAnsi="맑은 고딕" w:eastAsia="맑은 고딕"/>
-          <w:b w:val="0"/>
-          <w:sz w:val="20"/>
-        </w:rPr>
-        <w:t>■ 주요 수록곡 : 1. Weekend in L.A.</w:t>
-        <w:br/>
+        <w:t>위치 :  364</w:t>
       </w:r>
     </w:p>
     <w:p>
       <w:pPr>
-        <w:spacing w:after="160"/>
+        <w:spacing w:line="324" w:lineRule="auto" w:before="80" w:after="160"/>
       </w:pPr>
       <w:r>
         <w:rPr w:rFonts="맑은 고딕">
           <w:rFonts w:ascii="맑은 고딕" w:hAnsi="맑은 고딕" w:eastAsia="맑은 고딕"/>
           <w:b/>
           <w:color w:val="1F2937"/>
-          <w:sz w:val="24"/>
+          <w:sz w:val="22"/>
         </w:rPr>
-        <w:t>■ 음반 해설 및 감상 가이드</w:t>
+        <w:t xml:space="preserve">[음반 소개] </w:t>
+      </w:r>
+      <w:r>
+        <w:rPr w:rFonts="맑은 고딕">
+          <w:rFonts w:ascii="맑은 고딕" w:hAnsi="맑은 고딕" w:eastAsia="맑은 고딕"/>
+          <w:b w:val="0"/>
+          <w:sz w:val="21"/>
+        </w:rPr>
       </w:r>
     </w:p>
     <w:p>
       <w:pPr>
-        <w:spacing w:line="312" w:lineRule="auto" w:after="120"/>
+        <w:spacing w:line="324" w:lineRule="auto" w:after="120"/>
       </w:pPr>
       <w:r>
         <w:rPr w:rFonts="맑은 고딕">
@@ -108,38 +61,639 @@
           <w:b w:val="0"/>
           <w:sz w:val="21"/>
         </w:rPr>
-        <w:t>1976년 앨범 《Breezin'》으로 팝과 재즈의 경계를 허물며 거장 반열에 오른 조지 벤슨(George Benson)이 1978년에 선보인 실황 음반 《Weekend in L.A.》는 그의 음악적 절정기를 완벽하게 포착한 더블 LP 명반입니다. 1977년 가을, 캘리포니아 웨스트 홀리우드의 전설적인 공연장 '록시 시어터(The Roxy Theatre)'에서 3일간 열린 실황을 담아낸 이 앨범은, 스튜디오 녹음 못지않은 정교한 프로덕션과 라이브 무대 특유의 폭발적인 에너지를 동시에 자랑합니다. 재즈의 세련된 정통성과 팝 음악의 감각적인 대중성을 완벽하게 결합하며 빌보드 재즈 차트 1위와 팝 앨범 차트 최상위권을 휩쓸어, 조지 벤슨을 세계적인 크로스오버 슈퍼스타로 각인시켰습니다.</w:t>
+        <w:t>1977년 가을, 캘리포니아 웨스트 할리우드의 전설적인 클럽 '록시 극장(The Roxy Theatre)'을 수놓았던 낭만과 환희의 밤이 고스란히 박제된 기념비적인 라이브 더블 앨범입니다. 재즈 기타의 거장 조지 벤슨이 눈부신 기악적 기교를 넘어 독보적인 소울 보컬리스트로서의 면모까지 절정으로 꽃피우며, 팝과 퓨전 재즈의 경계를 유려하게 허물어낸 역작입니다. 도회적인 세련미가 넘실대는 멜로디와 현란한 옥타브 주법, 그리고 기타 선율을 미끄러지듯 따라가는 특유의 스캣 창법은 시대를 초월한 서정적 감흥을 선사합니다. 무대와 객석의 뜨거운 호흡, 그리고 공간을 채우는 미세한 잔향까지 아날로그 바이닐의 결을 타고 생생히 되살아나며 듣는 이를 눈부셨던 1970년대 후반의 찬란한 주말로 인도합니다.</w:t>
       </w:r>
     </w:p>
     <w:p>
       <w:pPr>
-        <w:spacing w:line="312" w:lineRule="auto" w:after="120"/>
+        <w:spacing w:line="324" w:lineRule="auto" w:before="200" w:after="80"/>
       </w:pPr>
+      <w:r>
+        <w:rPr w:rFonts="맑은 고딕">
+          <w:rFonts w:ascii="맑은 고딕" w:hAnsi="맑은 고딕" w:eastAsia="맑은 고딕"/>
+          <w:b/>
+          <w:color w:val="1E3A8A"/>
+          <w:sz w:val="24"/>
+        </w:rPr>
+        <w:t>1. 음반 데이터</w:t>
+      </w:r>
+    </w:p>
+    <w:p>
+      <w:pPr>
+        <w:spacing w:line="324" w:lineRule="auto" w:after="80"/>
+      </w:pPr>
+      <w:r>
+        <w:rPr w:rFonts="맑은 고딕">
+          <w:rFonts w:ascii="맑은 고딕" w:hAnsi="맑은 고딕" w:eastAsia="맑은 고딕"/>
+          <w:b w:val="0"/>
+          <w:color w:val="6B7280"/>
+          <w:sz w:val="21"/>
+        </w:rPr>
+        <w:t xml:space="preserve">· </w:t>
+      </w:r>
+      <w:r>
+        <w:rPr w:rFonts="맑은 고딕">
+          <w:rFonts w:ascii="맑은 고딕" w:hAnsi="맑은 고딕" w:eastAsia="맑은 고딕"/>
+          <w:b/>
+          <w:color w:val="1F2937"/>
+          <w:sz w:val="21"/>
+        </w:rPr>
+        <w:t xml:space="preserve">앨범명: </w:t>
+      </w:r>
       <w:r>
         <w:rPr w:rFonts="맑은 고딕">
           <w:rFonts w:ascii="맑은 고딕" w:hAnsi="맑은 고딕" w:eastAsia="맑은 고딕"/>
           <w:b w:val="0"/>
           <w:sz w:val="21"/>
         </w:rPr>
-        <w:t>음악적으로 이 앨범은 조지 벤슨의 시그니처 스타일인 '스캣 보컬과 기타 솔로의 동기화(Scat-singing Guitar Unison)'가 선사하는 쾌감의 정점을 보여줍니다. 화려하면서도 완벽한 핑거링 테크닉, 펑키한 리듬감, 유려한 멜로디 감각은 연주자이자 싱어로서 그의 독보적인 위치를 증명합니다. 명프로듀서 토미 리퓨마(Tommy LiPuma)의 지휘 아래 조르지 달토(Jorge Dalto, 피아노), 로니 포스터(Ronnie Foster, 키보드), 하비 메이슨(Harvey Mason, 드럼) 등 당대 최고의 퓨전 재즈 세션진이 참전하여 밀도 높은 앙상블과 입체적인 입체감을 선사합니다.</w:t>
+        <w:t>Weekend in L.A (더블)</w:t>
       </w:r>
     </w:p>
     <w:p>
       <w:pPr>
-        <w:spacing w:line="312" w:lineRule="auto" w:after="120"/>
+        <w:spacing w:line="324" w:lineRule="auto" w:after="80"/>
       </w:pPr>
+      <w:r>
+        <w:rPr w:rFonts="맑은 고딕">
+          <w:rFonts w:ascii="맑은 고딕" w:hAnsi="맑은 고딕" w:eastAsia="맑은 고딕"/>
+          <w:b w:val="0"/>
+          <w:color w:val="6B7280"/>
+          <w:sz w:val="21"/>
+        </w:rPr>
+        <w:t xml:space="preserve">· </w:t>
+      </w:r>
+      <w:r>
+        <w:rPr w:rFonts="맑은 고딕">
+          <w:rFonts w:ascii="맑은 고딕" w:hAnsi="맑은 고딕" w:eastAsia="맑은 고딕"/>
+          <w:b/>
+          <w:color w:val="1F2937"/>
+          <w:sz w:val="21"/>
+        </w:rPr>
+        <w:t xml:space="preserve">아티스트: </w:t>
+      </w:r>
       <w:r>
         <w:rPr w:rFonts="맑은 고딕">
           <w:rFonts w:ascii="맑은 고딕" w:hAnsi="맑은 고딕" w:eastAsia="맑은 고딕"/>
           <w:b w:val="0"/>
           <w:sz w:val="21"/>
         </w:rPr>
-        <w:t>앨범의 백미는 단연 그래미 어워드 최우수 R&amp;B 보컬 연주상을 거머쥔 대표곡 〈On Broadway〉입니다. 약 10분에 달하는 라이브 트랙 안에서 펼쳐지는 벤슨의 즉흥 연주와 스캣은 청중을 단숨에 매료시키며, 라이브 재즈 퓨전 역사상 가장 역동적인 순간 중 하나로 꼽힙니다. 또한 훗날 휘트니 휴스턴이 리메이크하여 대중적으로 널리 알려진 감미로운 발라드 〈The Greatest Love of All〉의 오리지널 라이브 버전에서는 벤슨의 따뜻하고 깊은 보컬 음색을 감상할 수 있습니다. 경쾌한 타이틀곡 〈Weekend in L.A.〉부터 낭만적인 연주곡들에 이르기까지, 아날로그 LP의 풍부한 질감 속에서 70년대 후반 L.A.의 화려하고 여유로운 밤의 기운을 그대로 느낄 수 있는 필청반입니다.</w:t>
+        <w:t>George Benson (조지 벤슨)</w:t>
+      </w:r>
+    </w:p>
+    <w:p>
+      <w:pPr>
+        <w:spacing w:line="324" w:lineRule="auto" w:after="80"/>
+      </w:pPr>
+      <w:r>
+        <w:rPr w:rFonts="맑은 고딕">
+          <w:rFonts w:ascii="맑은 고딕" w:hAnsi="맑은 고딕" w:eastAsia="맑은 고딕"/>
+          <w:b w:val="0"/>
+          <w:color w:val="6B7280"/>
+          <w:sz w:val="21"/>
+        </w:rPr>
+        <w:t xml:space="preserve">· </w:t>
+      </w:r>
+      <w:r>
+        <w:rPr w:rFonts="맑은 고딕">
+          <w:rFonts w:ascii="맑은 고딕" w:hAnsi="맑은 고딕" w:eastAsia="맑은 고딕"/>
+          <w:b/>
+          <w:color w:val="1F2937"/>
+          <w:sz w:val="21"/>
+        </w:rPr>
+        <w:t xml:space="preserve">발매 정보: </w:t>
+      </w:r>
+      <w:r>
+        <w:rPr w:rFonts="맑은 고딕">
+          <w:rFonts w:ascii="맑은 고딕" w:hAnsi="맑은 고딕" w:eastAsia="맑은 고딕"/>
+          <w:b w:val="0"/>
+          <w:sz w:val="21"/>
+        </w:rPr>
+        <w:t>1978년 2월 워너 브라더스 레코드(Warner Bros. Records)를 통해 발매된 실황 더블 음반으로, 1977년 9월 30일부터 10월 2일까지 3일간 로스앤젤레스 록시 극장에서 펼쳐진 마법 같은 무대를 명 프로듀서 토미 리퓨마(Tommy LiPuma)와 알 슈미트(Al Schmitt)의 완벽한 음향 미학으로 포착해 낸 앨범입니다.</w:t>
+      </w:r>
+    </w:p>
+    <w:p>
+      <w:pPr>
+        <w:spacing w:line="324" w:lineRule="auto" w:after="80"/>
+      </w:pPr>
+      <w:r>
+        <w:rPr w:rFonts="맑은 고딕">
+          <w:rFonts w:ascii="맑은 고딕" w:hAnsi="맑은 고딕" w:eastAsia="맑은 고딕"/>
+          <w:b w:val="0"/>
+          <w:color w:val="6B7280"/>
+          <w:sz w:val="21"/>
+        </w:rPr>
+        <w:t xml:space="preserve">· </w:t>
+      </w:r>
+      <w:r>
+        <w:rPr w:rFonts="맑은 고딕">
+          <w:rFonts w:ascii="맑은 고딕" w:hAnsi="맑은 고딕" w:eastAsia="맑은 고딕"/>
+          <w:b/>
+          <w:color w:val="1F2937"/>
+          <w:sz w:val="21"/>
+        </w:rPr>
+        <w:t xml:space="preserve">LP 인기도(판매량): </w:t>
+      </w:r>
+      <w:r>
+        <w:rPr w:rFonts="맑은 고딕">
+          <w:rFonts w:ascii="맑은 고딕" w:hAnsi="맑은 고딕" w:eastAsia="맑은 고딕"/>
+          <w:b w:val="0"/>
+          <w:sz w:val="21"/>
+        </w:rPr>
+        <w:t>발매 직후 미국 빌보드 200 앨범 차트 5위, 재즈 앨범 차트 1위, R&amp;B 앨범 차트 1위를 동시 석권하였으며, 미국 음반산업협회(RIAA)로부터 플래티넘(100만 장 이상 판매) 인증을 획득하는 등 라이브 재즈 음반으로서는 이례적인 상업적 대성공을 기록했습니다.</w:t>
+      </w:r>
+    </w:p>
+    <w:p>
+      <w:pPr>
+        <w:spacing w:line="324" w:lineRule="auto" w:after="80"/>
+      </w:pPr>
+      <w:r>
+        <w:rPr w:rFonts="맑은 고딕">
+          <w:rFonts w:ascii="맑은 고딕" w:hAnsi="맑은 고딕" w:eastAsia="맑은 고딕"/>
+          <w:b w:val="0"/>
+          <w:color w:val="6B7280"/>
+          <w:sz w:val="21"/>
+        </w:rPr>
+        <w:t xml:space="preserve">· </w:t>
+      </w:r>
+      <w:r>
+        <w:rPr w:rFonts="맑은 고딕">
+          <w:rFonts w:ascii="맑은 고딕" w:hAnsi="맑은 고딕" w:eastAsia="맑은 고딕"/>
+          <w:b/>
+          <w:color w:val="1F2937"/>
+          <w:sz w:val="21"/>
+        </w:rPr>
+        <w:t xml:space="preserve">각종 수상경력: </w:t>
+      </w:r>
+      <w:r>
+        <w:rPr w:rFonts="맑은 고딕">
+          <w:rFonts w:ascii="맑은 고딕" w:hAnsi="맑은 고딕" w:eastAsia="맑은 고딕"/>
+          <w:b w:val="0"/>
+          <w:sz w:val="21"/>
+        </w:rPr>
+        <w:t>수록곡 중 스튜디오 싱글로도 발매된 'On Broadway'를 통해 1979년 제21회 그래미 어워드(Grammy Awards)에서 '최우수 R&amp;B 남성 보컬 퍼포먼스(Best R&amp;B Vocal Performance, Male)' 상을 수상하며 음악성과 대중성을 동시에 공인받았습니다.</w:t>
+      </w:r>
+    </w:p>
+    <w:p>
+      <w:pPr>
+        <w:spacing w:line="324" w:lineRule="auto" w:before="200" w:after="80"/>
+      </w:pPr>
+      <w:r>
+        <w:rPr w:rFonts="맑은 고딕">
+          <w:rFonts w:ascii="맑은 고딕" w:hAnsi="맑은 고딕" w:eastAsia="맑은 고딕"/>
+          <w:b/>
+          <w:color w:val="1E3A8A"/>
+          <w:sz w:val="24"/>
+        </w:rPr>
+        <w:t>2. 아티스트 정보</w:t>
+      </w:r>
+    </w:p>
+    <w:p>
+      <w:pPr>
+        <w:spacing w:line="324" w:lineRule="auto" w:after="80"/>
+      </w:pPr>
+      <w:r>
+        <w:rPr w:rFonts="맑은 고딕">
+          <w:rFonts w:ascii="맑은 고딕" w:hAnsi="맑은 고딕" w:eastAsia="맑은 고딕"/>
+          <w:b w:val="0"/>
+          <w:color w:val="6B7280"/>
+          <w:sz w:val="21"/>
+        </w:rPr>
+        <w:t xml:space="preserve">· </w:t>
+      </w:r>
+      <w:r>
+        <w:rPr w:rFonts="맑은 고딕">
+          <w:rFonts w:ascii="맑은 고딕" w:hAnsi="맑은 고딕" w:eastAsia="맑은 고딕"/>
+          <w:b/>
+          <w:color w:val="1F2937"/>
+          <w:sz w:val="21"/>
+        </w:rPr>
+        <w:t xml:space="preserve">국적: </w:t>
+      </w:r>
+      <w:r>
+        <w:rPr w:rFonts="맑은 고딕">
+          <w:rFonts w:ascii="맑은 고딕" w:hAnsi="맑은 고딕" w:eastAsia="맑은 고딕"/>
+          <w:b w:val="0"/>
+          <w:sz w:val="21"/>
+        </w:rPr>
+        <w:t>미국 (United States)</w:t>
+      </w:r>
+    </w:p>
+    <w:p>
+      <w:pPr>
+        <w:spacing w:line="324" w:lineRule="auto" w:after="80"/>
+      </w:pPr>
+      <w:r>
+        <w:rPr w:rFonts="맑은 고딕">
+          <w:rFonts w:ascii="맑은 고딕" w:hAnsi="맑은 고딕" w:eastAsia="맑은 고딕"/>
+          <w:b w:val="0"/>
+          <w:color w:val="6B7280"/>
+          <w:sz w:val="21"/>
+        </w:rPr>
+        <w:t xml:space="preserve">· </w:t>
+      </w:r>
+      <w:r>
+        <w:rPr w:rFonts="맑은 고딕">
+          <w:rFonts w:ascii="맑은 고딕" w:hAnsi="맑은 고딕" w:eastAsia="맑은 고딕"/>
+          <w:b/>
+          <w:color w:val="1F2937"/>
+          <w:sz w:val="21"/>
+        </w:rPr>
+        <w:t xml:space="preserve">생몰년도: </w:t>
+      </w:r>
+      <w:r>
+        <w:rPr w:rFonts="맑은 고딕">
+          <w:rFonts w:ascii="맑은 고딕" w:hAnsi="맑은 고딕" w:eastAsia="맑은 고딕"/>
+          <w:b w:val="0"/>
+          <w:sz w:val="21"/>
+        </w:rPr>
+        <w:t>1943년 3월 22일 ~ 현재</w:t>
+      </w:r>
+    </w:p>
+    <w:p>
+      <w:pPr>
+        <w:spacing w:line="324" w:lineRule="auto" w:after="80"/>
+      </w:pPr>
+      <w:r>
+        <w:rPr w:rFonts="맑은 고딕">
+          <w:rFonts w:ascii="맑은 고딕" w:hAnsi="맑은 고딕" w:eastAsia="맑은 고딕"/>
+          <w:b w:val="0"/>
+          <w:color w:val="6B7280"/>
+          <w:sz w:val="21"/>
+        </w:rPr>
+        <w:t xml:space="preserve">· </w:t>
+      </w:r>
+      <w:r>
+        <w:rPr w:rFonts="맑은 고딕">
+          <w:rFonts w:ascii="맑은 고딕" w:hAnsi="맑은 고딕" w:eastAsia="맑은 고딕"/>
+          <w:b/>
+          <w:color w:val="1F2937"/>
+          <w:sz w:val="21"/>
+        </w:rPr>
+        <w:t xml:space="preserve">그룹 소속: </w:t>
+      </w:r>
+      <w:r>
+        <w:rPr w:rFonts="맑은 고딕">
+          <w:rFonts w:ascii="맑은 고딕" w:hAnsi="맑은 고딕" w:eastAsia="맑은 고딕"/>
+          <w:b w:val="0"/>
+          <w:sz w:val="21"/>
+        </w:rPr>
+        <w:t>솔로 (Solo)</w:t>
+      </w:r>
+    </w:p>
+    <w:p>
+      <w:pPr>
+        <w:spacing w:line="324" w:lineRule="auto" w:after="80"/>
+      </w:pPr>
+      <w:r>
+        <w:rPr w:rFonts="맑은 고딕">
+          <w:rFonts w:ascii="맑은 고딕" w:hAnsi="맑은 고딕" w:eastAsia="맑은 고딕"/>
+          <w:b w:val="0"/>
+          <w:color w:val="6B7280"/>
+          <w:sz w:val="21"/>
+        </w:rPr>
+        <w:t xml:space="preserve">· </w:t>
+      </w:r>
+      <w:r>
+        <w:rPr w:rFonts="맑은 고딕">
+          <w:rFonts w:ascii="맑은 고딕" w:hAnsi="맑은 고딕" w:eastAsia="맑은 고딕"/>
+          <w:b/>
+          <w:color w:val="1F2937"/>
+          <w:sz w:val="21"/>
+        </w:rPr>
+        <w:t xml:space="preserve">아티스트 소개: </w:t>
+      </w:r>
+      <w:r>
+        <w:rPr w:rFonts="맑은 고딕">
+          <w:rFonts w:ascii="맑은 고딕" w:hAnsi="맑은 고딕" w:eastAsia="맑은 고딕"/>
+          <w:b w:val="0"/>
+          <w:sz w:val="21"/>
+        </w:rPr>
+        <w:t>웨스 몽고메리의 정통 하드밥 기타 계보를 계승한 불세출의 비르투오소이자, 유려한 보컬을 융합하여 팝과 소울, 퓨전 재즈를 아우른 20세기 대중음악의 거장입니다. 유려하고 날렵한 피킹, 풍성한 화성의 옥타브 주법, 그리고 기타 솔로와 완벽한 일치를 이루는 스캣(Scat) 창법을 독창적인 시그니처로 확립하며 기악 연주자와 보컬리스트 두 분야 모두에서 정점에 도달한 독보적인 아티스트입니다.</w:t>
+      </w:r>
+    </w:p>
+    <w:p>
+      <w:pPr>
+        <w:spacing w:line="324" w:lineRule="auto" w:before="200" w:after="80"/>
+      </w:pPr>
+      <w:r>
+        <w:rPr w:rFonts="맑은 고딕">
+          <w:rFonts w:ascii="맑은 고딕" w:hAnsi="맑은 고딕" w:eastAsia="맑은 고딕"/>
+          <w:b/>
+          <w:color w:val="1E3A8A"/>
+          <w:sz w:val="24"/>
+        </w:rPr>
+        <w:t>3. 음반 상세 분석</w:t>
+      </w:r>
+    </w:p>
+    <w:p>
+      <w:pPr>
+        <w:spacing w:line="324" w:lineRule="auto" w:after="80"/>
+      </w:pPr>
+      <w:r>
+        <w:rPr w:rFonts="맑은 고딕">
+          <w:rFonts w:ascii="맑은 고딕" w:hAnsi="맑은 고딕" w:eastAsia="맑은 고딕"/>
+          <w:b w:val="0"/>
+          <w:color w:val="6B7280"/>
+          <w:sz w:val="21"/>
+        </w:rPr>
+        <w:t xml:space="preserve">· </w:t>
+      </w:r>
+      <w:r>
+        <w:rPr w:rFonts="맑은 고딕">
+          <w:rFonts w:ascii="맑은 고딕" w:hAnsi="맑은 고딕" w:eastAsia="맑은 고딕"/>
+          <w:b/>
+          <w:color w:val="1F2937"/>
+          <w:sz w:val="21"/>
+        </w:rPr>
+        <w:t xml:space="preserve">역사적 위치: </w:t>
+      </w:r>
+      <w:r>
+        <w:rPr w:rFonts="맑은 고딕">
+          <w:rFonts w:ascii="맑은 고딕" w:hAnsi="맑은 고딕" w:eastAsia="맑은 고딕"/>
+          <w:b w:val="0"/>
+          <w:sz w:val="21"/>
+        </w:rPr>
+        <w:t>조지 벤슨을 일약 세계적인 팝스타 반열에 올렸던 역사적 명반 《Breezin'》(1976)의 음악적 정점을 무대 위에서 완벽히 확장하고 재해석한 걸작 실황 음반입니다. 스튜디오 레코딩의 정교함을 능가하는 라이브 특유의 역동적인 즉흥 연주와 유려한 어덜트 컨템퍼러리 사운드를 한데 엮어내어, 1970년대 후반 팝-재즈 크로스오버 조류의 완성이자 라이브 앨범이 도달할 수 있는 가장 우아한 정형을 확립한 작품으로 평가받습니다.</w:t>
+      </w:r>
+    </w:p>
+    <w:p>
+      <w:pPr>
+        <w:spacing w:line="324" w:lineRule="auto" w:after="80"/>
+      </w:pPr>
+      <w:r>
+        <w:rPr w:rFonts="맑은 고딕">
+          <w:rFonts w:ascii="맑은 고딕" w:hAnsi="맑은 고딕" w:eastAsia="맑은 고딕"/>
+          <w:b w:val="0"/>
+          <w:color w:val="6B7280"/>
+          <w:sz w:val="21"/>
+        </w:rPr>
+        <w:t xml:space="preserve">· </w:t>
+      </w:r>
+      <w:r>
+        <w:rPr w:rFonts="맑은 고딕">
+          <w:rFonts w:ascii="맑은 고딕" w:hAnsi="맑은 고딕" w:eastAsia="맑은 고딕"/>
+          <w:b/>
+          <w:color w:val="1F2937"/>
+          <w:sz w:val="21"/>
+        </w:rPr>
+        <w:t xml:space="preserve">시대의 흔적(스토리텔링): </w:t>
+      </w:r>
+      <w:r>
+        <w:rPr w:rFonts="맑은 고딕">
+          <w:rFonts w:ascii="맑은 고딕" w:hAnsi="맑은 고딕" w:eastAsia="맑은 고딕"/>
+          <w:b w:val="0"/>
+          <w:sz w:val="21"/>
+        </w:rPr>
+        <w:t>1970년대 후반 눈부신 경제적 풍요와 문화적 낙관주의가 흐르던 서부 캘리포니아의 낭만, 그리고 주말의 해방감을 만끽하고자 클럽으로 모여든 당대 청춘들의 자유로운 정서가 음반 가득 투영되어 있습니다. 어둑해진 로스앤젤레스의 야경 속에서 관객들이 뿜어내는 환호와 벤슨의 여유로운 무대 매너는 화려했던 아날로그 시대의 온기와 낭만적인 밤의 공기를 생생하게 증언합니다.</w:t>
+      </w:r>
+    </w:p>
+    <w:p>
+      <w:pPr>
+        <w:spacing w:line="324" w:lineRule="auto" w:before="200" w:after="80"/>
+      </w:pPr>
+      <w:r>
+        <w:rPr w:rFonts="맑은 고딕">
+          <w:rFonts w:ascii="맑은 고딕" w:hAnsi="맑은 고딕" w:eastAsia="맑은 고딕"/>
+          <w:b/>
+          <w:color w:val="1E3A8A"/>
+          <w:sz w:val="24"/>
+        </w:rPr>
+        <w:t>4. 주요 수록곡 및 감상 제언</w:t>
+      </w:r>
+    </w:p>
+    <w:p>
+      <w:pPr>
+        <w:spacing w:line="324" w:lineRule="auto" w:after="80"/>
+      </w:pPr>
+      <w:r>
+        <w:rPr w:rFonts="맑은 고딕">
+          <w:rFonts w:ascii="맑은 고딕" w:hAnsi="맑은 고딕" w:eastAsia="맑은 고딕"/>
+          <w:b w:val="0"/>
+          <w:color w:val="6B7280"/>
+          <w:sz w:val="21"/>
+        </w:rPr>
+        <w:t xml:space="preserve">· </w:t>
+      </w:r>
+      <w:r>
+        <w:rPr w:rFonts="맑은 고딕">
+          <w:rFonts w:ascii="맑은 고딕" w:hAnsi="맑은 고딕" w:eastAsia="맑은 고딕"/>
+          <w:b/>
+          <w:color w:val="1F2937"/>
+          <w:sz w:val="21"/>
+        </w:rPr>
+        <w:t xml:space="preserve">주요 수록곡 특징: </w:t>
+      </w:r>
+      <w:r>
+        <w:rPr w:rFonts="맑은 고딕">
+          <w:rFonts w:ascii="맑은 고딕" w:hAnsi="맑은 고딕" w:eastAsia="맑은 고딕"/>
+          <w:b w:val="0"/>
+          <w:sz w:val="21"/>
+        </w:rPr>
+      </w:r>
+    </w:p>
+    <w:p>
+      <w:pPr>
+        <w:spacing w:line="324" w:lineRule="auto" w:after="80"/>
+      </w:pPr>
+      <w:r>
+        <w:rPr w:rFonts="맑은 고딕">
+          <w:rFonts w:ascii="맑은 고딕" w:hAnsi="맑은 고딕" w:eastAsia="맑은 고딕"/>
+          <w:b w:val="0"/>
+          <w:color w:val="6B7280"/>
+          <w:sz w:val="21"/>
+        </w:rPr>
+        <w:t xml:space="preserve">· </w:t>
+      </w:r>
+      <w:r>
+        <w:rPr w:rFonts="맑은 고딕">
+          <w:rFonts w:ascii="맑은 고딕" w:hAnsi="맑은 고딕" w:eastAsia="맑은 고딕"/>
+          <w:b/>
+          <w:color w:val="1F2937"/>
+          <w:sz w:val="21"/>
+        </w:rPr>
+        <w:t xml:space="preserve">'Weekend in L.A': </w:t>
+      </w:r>
+      <w:r>
+        <w:rPr w:rFonts="맑은 고딕">
+          <w:rFonts w:ascii="맑은 고딕" w:hAnsi="맑은 고딕" w:eastAsia="맑은 고딕"/>
+          <w:b w:val="0"/>
+          <w:sz w:val="21"/>
+        </w:rPr>
+        <w:t>경쾌한 베이스 라인과 조지 벤슨의 날렵한 기타 프레이징이 드라이브하듯 질주하며 주말의 설렘을 탁월하게 묘사한 오프닝 트랙.</w:t>
+      </w:r>
+    </w:p>
+    <w:p>
+      <w:pPr>
+        <w:spacing w:line="324" w:lineRule="auto" w:after="80"/>
+      </w:pPr>
+      <w:r>
+        <w:rPr w:rFonts="맑은 고딕">
+          <w:rFonts w:ascii="맑은 고딕" w:hAnsi="맑은 고딕" w:eastAsia="맑은 고딕"/>
+          <w:b w:val="0"/>
+          <w:color w:val="6B7280"/>
+          <w:sz w:val="21"/>
+        </w:rPr>
+        <w:t xml:space="preserve">· </w:t>
+      </w:r>
+      <w:r>
+        <w:rPr w:rFonts="맑은 고딕">
+          <w:rFonts w:ascii="맑은 고딕" w:hAnsi="맑은 고딕" w:eastAsia="맑은 고딕"/>
+          <w:b/>
+          <w:color w:val="1F2937"/>
+          <w:sz w:val="21"/>
+        </w:rPr>
+        <w:t xml:space="preserve">'On Broadway': </w:t>
+      </w:r>
+      <w:r>
+        <w:rPr w:rFonts="맑은 고딕">
+          <w:rFonts w:ascii="맑은 고딕" w:hAnsi="맑은 고딕" w:eastAsia="맑은 고딕"/>
+          <w:b w:val="0"/>
+          <w:sz w:val="21"/>
+        </w:rPr>
+        <w:t>드리스터스(The Drifters)의 고전을 훵키한 그루브와 폭발적인 기타-스캣 유니즌으로 탈바꿈시켜 그래미 트로피를 거머쥔 라이브의 백미.</w:t>
+      </w:r>
+    </w:p>
+    <w:p>
+      <w:pPr>
+        <w:spacing w:line="324" w:lineRule="auto" w:after="80"/>
+      </w:pPr>
+      <w:r>
+        <w:rPr w:rFonts="맑은 고딕">
+          <w:rFonts w:ascii="맑은 고딕" w:hAnsi="맑은 고딕" w:eastAsia="맑은 고딕"/>
+          <w:b w:val="0"/>
+          <w:color w:val="6B7280"/>
+          <w:sz w:val="21"/>
+        </w:rPr>
+        <w:t xml:space="preserve">· </w:t>
+      </w:r>
+      <w:r>
+        <w:rPr w:rFonts="맑은 고딕">
+          <w:rFonts w:ascii="맑은 고딕" w:hAnsi="맑은 고딕" w:eastAsia="맑은 고딕"/>
+          <w:b/>
+          <w:color w:val="1F2937"/>
+          <w:sz w:val="21"/>
+        </w:rPr>
+        <w:t xml:space="preserve">'The Greatest Love of All': </w:t>
+      </w:r>
+      <w:r>
+        <w:rPr w:rFonts="맑은 고딕">
+          <w:rFonts w:ascii="맑은 고딕" w:hAnsi="맑은 고딕" w:eastAsia="맑은 고딕"/>
+          <w:b w:val="0"/>
+          <w:sz w:val="21"/>
+        </w:rPr>
+        <w:t>영화 《더 그레이티스트》의 주제가로, 훗날 휘트니 휴스턴의 버전과는 또 다른 벤슨 특유의 담백하고 서정적인 보컬과 우아한 기타 아르페지오가 깊은 감동을 주는 발라드.</w:t>
+      </w:r>
+    </w:p>
+    <w:p>
+      <w:pPr>
+        <w:spacing w:line="324" w:lineRule="auto" w:after="80"/>
+      </w:pPr>
+      <w:r>
+        <w:rPr w:rFonts="맑은 고딕">
+          <w:rFonts w:ascii="맑은 고딕" w:hAnsi="맑은 고딕" w:eastAsia="맑은 고딕"/>
+          <w:b w:val="0"/>
+          <w:color w:val="6B7280"/>
+          <w:sz w:val="21"/>
+        </w:rPr>
+        <w:t xml:space="preserve">· </w:t>
+      </w:r>
+      <w:r>
+        <w:rPr w:rFonts="맑은 고딕">
+          <w:rFonts w:ascii="맑은 고딕" w:hAnsi="맑은 고딕" w:eastAsia="맑은 고딕"/>
+          <w:b/>
+          <w:color w:val="1F2937"/>
+          <w:sz w:val="21"/>
+        </w:rPr>
+        <w:t xml:space="preserve">'Lady Blue' &amp; 'We As Love': </w:t>
+      </w:r>
+      <w:r>
+        <w:rPr w:rFonts="맑은 고딕">
+          <w:rFonts w:ascii="맑은 고딕" w:hAnsi="맑은 고딕" w:eastAsia="맑은 고딕"/>
+          <w:b w:val="0"/>
+          <w:sz w:val="21"/>
+        </w:rPr>
+        <w:t>깊은 밤의 고요를 은은하게 물들이는 감미로운 멜로디와 섬세한 기타 터치가 돋보이는 낭만적인 트랙들.</w:t>
+      </w:r>
+    </w:p>
+    <w:p>
+      <w:pPr>
+        <w:spacing w:line="324" w:lineRule="auto" w:after="80"/>
+      </w:pPr>
+      <w:r>
+        <w:rPr w:rFonts="맑은 고딕">
+          <w:rFonts w:ascii="맑은 고딕" w:hAnsi="맑은 고딕" w:eastAsia="맑은 고딕"/>
+          <w:b w:val="0"/>
+          <w:color w:val="6B7280"/>
+          <w:sz w:val="21"/>
+        </w:rPr>
+        <w:t xml:space="preserve">· </w:t>
+      </w:r>
+      <w:r>
+        <w:rPr w:rFonts="맑은 고딕">
+          <w:rFonts w:ascii="맑은 고딕" w:hAnsi="맑은 고딕" w:eastAsia="맑은 고딕"/>
+          <w:b/>
+          <w:color w:val="1F2937"/>
+          <w:sz w:val="21"/>
+        </w:rPr>
+        <w:t xml:space="preserve">빈티지 감상 제언: </w:t>
+      </w:r>
+      <w:r>
+        <w:rPr w:rFonts="맑은 고딕">
+          <w:rFonts w:ascii="맑은 고딕" w:hAnsi="맑은 고딕" w:eastAsia="맑은 고딕"/>
+          <w:b w:val="0"/>
+          <w:sz w:val="21"/>
+        </w:rPr>
+        <w:t>2장의 바이닐로 여유롭게 커팅된 고유의 다이내믹 레인지는 드럼의 단단한 킥과 심벌의 섬세한 잔향, 그리고 관객의 박수 소리를 입체적으로 펼쳐냅니다. 진공관 앰프의 따스한 배음과 턴테이블의 아날로그 카트리지를 통해 조지 벤슨의 깁슨(Gibson) 기타가 지닌 둥글고 농밀한 톤을 재생할 때, 청자는 마치 1977년 록시 극장의 테이블에 앉아 무대를 바로 마주하는 듯한 생생한 공간감을 경험할 수 있습니다.</w:t>
+      </w:r>
+    </w:p>
+    <w:p>
+      <w:pPr>
+        <w:spacing w:line="324" w:lineRule="auto" w:after="80"/>
+      </w:pPr>
+      <w:r>
+        <w:rPr w:rFonts="맑은 고딕">
+          <w:rFonts w:ascii="맑은 고딕" w:hAnsi="맑은 고딕" w:eastAsia="맑은 고딕"/>
+          <w:b w:val="0"/>
+          <w:color w:val="6B7280"/>
+          <w:sz w:val="21"/>
+        </w:rPr>
+        <w:t xml:space="preserve">· </w:t>
+      </w:r>
+      <w:r>
+        <w:rPr w:rFonts="맑은 고딕">
+          <w:rFonts w:ascii="맑은 고딕" w:hAnsi="맑은 고딕" w:eastAsia="맑은 고딕"/>
+          <w:b/>
+          <w:color w:val="1F2937"/>
+          <w:sz w:val="21"/>
+        </w:rPr>
+        <w:t xml:space="preserve">소장 가치: </w:t>
+      </w:r>
+      <w:r>
+        <w:rPr w:rFonts="맑은 고딕">
+          <w:rFonts w:ascii="맑은 고딕" w:hAnsi="맑은 고딕" w:eastAsia="맑은 고딕"/>
+          <w:b w:val="0"/>
+          <w:sz w:val="21"/>
+        </w:rPr>
+        <w:t>전성기 조지 벤슨의 무결점 테크닉과 관록의 쇼맨십, 그리고 당대 최고의 세션 뮤지션들이 빚어낸 호흡이 집약된 더블 게이트폴드 명반입니다. 수려한 앨범 아트워크와 더불어 70년대 아날로그 퓨전 사운드의 황금기를 온전히 소유할 수 있다는 점에서 바이닐 컬렉터의 서재를 격조 높게 빛내줄 영구 소장 가치를 지닙니다.</w:t>
+      </w:r>
+    </w:p>
+    <w:p>
+      <w:pPr>
+        <w:spacing w:line="324" w:lineRule="auto" w:after="120" w:before="160"/>
+      </w:pPr>
+      <w:r>
+        <w:rPr w:rFonts="맑은 고딕">
+          <w:rFonts w:ascii="맑은 고딕" w:hAnsi="맑은 고딕" w:eastAsia="맑은 고딕"/>
+          <w:b/>
+          <w:color w:val="4338CA"/>
+          <w:sz w:val="21"/>
+        </w:rPr>
+        <w:t>이 음반을 통해 1970년대 로스앤젤레스의 찬란한 노을과 뜨거운 라이브 클럽의 밤이 전해주는 감동을 다시 한번 경험해 보시는 것은 어떨까요?</w:t>
       </w:r>
     </w:p>
     <w:sectPr>
       <w:pgSz w:w="12240" w:h="15840"/>
-      <w:pgMar w:top="1440" w:right="1440" w:bottom="1440" w:left="1440" w:header="720" w:footer="720" w:gutter="0"/>
+      <w:pgMar w:top="1152" w:right="1296" w:bottom="1152" w:left="1296" w:header="720" w:footer="720" w:gutter="0"/>
       <w:cols w:space="720"/>
       <w:docGrid w:linePitch="360"/>
     </w:sectPr>

--- a/word_reports/LP_0154_위치_364_George Benson_Weekend in .docx
+++ b/word_reports/LP_0154_위치_364_George Benson_Weekend in .docx
@@ -32,7 +32,7 @@
     </w:p>
     <w:p>
       <w:pPr>
-        <w:spacing w:line="324" w:lineRule="auto" w:before="80" w:after="160"/>
+        <w:spacing w:line="324" w:lineRule="auto" w:before="80" w:after="120"/>
       </w:pPr>
       <w:r>
         <w:rPr w:rFonts="맑은 고딕">
@@ -42,13 +42,6 @@
           <w:sz w:val="22"/>
         </w:rPr>
         <w:t xml:space="preserve">[음반 소개] </w:t>
-      </w:r>
-      <w:r>
-        <w:rPr w:rFonts="맑은 고딕">
-          <w:rFonts w:ascii="맑은 고딕" w:hAnsi="맑은 고딕" w:eastAsia="맑은 고딕"/>
-          <w:b w:val="0"/>
-          <w:sz w:val="21"/>
-        </w:rPr>
       </w:r>
     </w:p>
     <w:p>
@@ -61,7 +54,33 @@
           <w:b w:val="0"/>
           <w:sz w:val="21"/>
         </w:rPr>
-        <w:t>1977년 가을, 캘리포니아 웨스트 할리우드의 전설적인 클럽 '록시 극장(The Roxy Theatre)'을 수놓았던 낭만과 환희의 밤이 고스란히 박제된 기념비적인 라이브 더블 앨범입니다. 재즈 기타의 거장 조지 벤슨이 눈부신 기악적 기교를 넘어 독보적인 소울 보컬리스트로서의 면모까지 절정으로 꽃피우며, 팝과 퓨전 재즈의 경계를 유려하게 허물어낸 역작입니다. 도회적인 세련미가 넘실대는 멜로디와 현란한 옥타브 주법, 그리고 기타 선율을 미끄러지듯 따라가는 특유의 스캣 창법은 시대를 초월한 서정적 감흥을 선사합니다. 무대와 객석의 뜨거운 호흡, 그리고 공간을 채우는 미세한 잔향까지 아날로그 바이닐의 결을 타고 생생히 되살아나며 듣는 이를 눈부셨던 1970년대 후반의 찬란한 주말로 인도합니다.</w:t>
+        <w:t>1970년대 후반의 대중음악계는 장르 간의 경계가 찬연히 허물어지며 새로운 예술적 가능성이 만개하던 비옥한 토양이었습니다. 1976년 작 &lt;Breezin'&gt;을 통해 재즈 기타리스트에서 세계적인 팝-소울 보컬리스트로 화려하게 비상한 조지 벤슨은, 스튜디오의 정제된 완벽주의를 넘어 살아 숨 쉬는 무대의 야성을 기록하고자 했습니다. 1977년 초가을, 캘리포니아 웨스트 할리우드의 전설적인 클럽 '록시 극장(The Roxy Theatre)'에서 사흘간 펼쳐진 실황을 담아낸 더블 라이브 앨범 &lt;Weekend in L.A&gt;는 바로 그 음악적 환희와 거장의 자신감이 절정에 달했던 순간의 찬연한 기록입니다.</w:t>
+      </w:r>
+    </w:p>
+    <w:p>
+      <w:pPr>
+        <w:spacing w:line="324" w:lineRule="auto" w:after="120"/>
+      </w:pPr>
+      <w:r>
+        <w:rPr w:rFonts="맑은 고딕">
+          <w:rFonts w:ascii="맑은 고딕" w:hAnsi="맑은 고딕" w:eastAsia="맑은 고딕"/>
+          <w:b w:val="0"/>
+          <w:sz w:val="21"/>
+        </w:rPr>
+        <w:t>본 작은 단순히 히트곡을 무대 위에서 재현하는 차원을 훌쩍 뛰어넘습니다. 조지 벤슨이 전 생애를 걸쳐 탐구해 온 정통 하드밥의 유려한 테크닉과 흑인 음악 특유의 짙은 소울, 그리고 도회적인 팝 센서빌리티가 농밀한 클럽의 공기 속에서 유기적으로 맞물려 돌아갑니다. 그의 손가락 끝에서 미끄러지듯 뿜어져 나오는 유려한 기타 애드리브와 이를 한 치의 오차도 없이 따라붙는 스캣(Scat)의 유니즌은, 인간의 목소리와 악기가 도달할 수 있는 가장 완벽한 일체감을 보여줍니다. 장르의 순혈주의에 얽매이지 않고 대중과의 교감을 최우선으로 삼았던 그의 예술적 철학은 이 무대 위에서 비로소 완성된 축제로 피어납니다.</w:t>
+      </w:r>
+    </w:p>
+    <w:p>
+      <w:pPr>
+        <w:spacing w:line="324" w:lineRule="auto" w:after="120"/>
+      </w:pPr>
+      <w:r>
+        <w:rPr w:rFonts="맑은 고딕">
+          <w:rFonts w:ascii="맑은 고딕" w:hAnsi="맑은 고딕" w:eastAsia="맑은 고딕"/>
+          <w:b w:val="0"/>
+          <w:sz w:val="21"/>
+        </w:rPr>
+        <w:t>반세기에 가까운 세월이 흐른 오늘날에도 이 음반이 빛을 잃지 않는 이유는, 그 안에 1970년대 서부 캘리포니아가 품었던 찬란한 낭만과 온기가 고스란히 박제되어 있기 때문입니다. 화려하면서도 결코 품위를 잃지 않는 연주, 무대와 객석 사이를 오가는 친밀한 호흡, 그리고 밤의 정적을 깨우는 세련된 그루브는 디지털 시대의 차가운 음악들이 결코 흉내 낼 수 없는 벅찬 노스탤지어를 선사합니다. &lt;Weekend in L.A&gt;는 재즈가 가장 대중적이면서도 가장 우아하게 빛나던 황금기의 정점을 증명하는 불멸의 음악적 유산입니다.</w:t>
       </w:r>
     </w:p>
     <w:p>
@@ -168,7 +187,7 @@
           <w:b w:val="0"/>
           <w:sz w:val="21"/>
         </w:rPr>
-        <w:t>1978년 2월 워너 브라더스 레코드(Warner Bros. Records)를 통해 발매된 실황 더블 음반으로, 1977년 9월 30일부터 10월 2일까지 3일간 로스앤젤레스 록시 극장에서 펼쳐진 마법 같은 무대를 명 프로듀서 토미 리퓨마(Tommy LiPuma)와 알 슈미트(Al Schmitt)의 완벽한 음향 미학으로 포착해 낸 앨범입니다.</w:t>
+        <w:t>1978년 워너 브라더스 레코드(Warner Bros. Records) 발매. 1977년 9월 30일부터 10월 2일까지 캘리포니아 웨스트 할리우드의 전설적인 록시 극장(The Roxy Theatre)에서 녹음된 실황을 담은 2LP 라이브 명반.</w:t>
       </w:r>
     </w:p>
     <w:p>
@@ -199,7 +218,7 @@
           <w:b w:val="0"/>
           <w:sz w:val="21"/>
         </w:rPr>
-        <w:t>발매 직후 미국 빌보드 200 앨범 차트 5위, 재즈 앨범 차트 1위, R&amp;B 앨범 차트 1위를 동시 석권하였으며, 미국 음반산업협회(RIAA)로부터 플래티넘(100만 장 이상 판매) 인증을 획득하는 등 라이브 재즈 음반으로서는 이례적인 상업적 대성공을 기록했습니다.</w:t>
+        <w:t>발매 직후 빌보드 200 앨범 차트 5위에 오르고 재즈 및 R&amp;B 앨범 차트 1위를 석권함. 미국 음반산업협회(RIAA)로부터 플래티넘(100만 장 이상 판매) 인증을 받으며 라이브 재즈 음반으로는 유례없는 상업적 대성공을 기록함.</w:t>
       </w:r>
     </w:p>
     <w:p>
@@ -230,7 +249,7 @@
           <w:b w:val="0"/>
           <w:sz w:val="21"/>
         </w:rPr>
-        <w:t>수록곡 중 스튜디오 싱글로도 발매된 'On Broadway'를 통해 1979년 제21회 그래미 어워드(Grammy Awards)에서 '최우수 R&amp;B 남성 보컬 퍼포먼스(Best R&amp;B Vocal Performance, Male)' 상을 수상하며 음악성과 대중성을 동시에 공인받았습니다.</w:t>
+        <w:t>1979년 제21회 그래미 어워드(Grammy Awards)에서 본 앨범 수록곡 "On Broadway" 실황 음원으로 '최우수 남성 R&amp;B 보컬 퍼포먼스(Best R&amp;B Vocal Performance, Male)' 부문을 수상함.</w:t>
       </w:r>
     </w:p>
     <w:p>
@@ -275,7 +294,7 @@
           <w:b w:val="0"/>
           <w:sz w:val="21"/>
         </w:rPr>
-        <w:t>미국 (United States)</w:t>
+        <w:t>미국 (USA)</w:t>
       </w:r>
     </w:p>
     <w:p>
@@ -368,7 +387,7 @@
           <w:b w:val="0"/>
           <w:sz w:val="21"/>
         </w:rPr>
-        <w:t>웨스 몽고메리의 정통 하드밥 기타 계보를 계승한 불세출의 비르투오소이자, 유려한 보컬을 융합하여 팝과 소울, 퓨전 재즈를 아우른 20세기 대중음악의 거장입니다. 유려하고 날렵한 피킹, 풍성한 화성의 옥타브 주법, 그리고 기타 솔로와 완벽한 일치를 이루는 스캣(Scat) 창법을 독창적인 시그니처로 확립하며 기악 연주자와 보컬리스트 두 분야 모두에서 정점에 도달한 독보적인 아티스트입니다.</w:t>
+        <w:t>웨스 몽고메리의 정통성을 계승한 불세출의 기타 거장이자 감미로운 소울 보컬리스트입니다. 현란한 기타 솔로와 스캣을 완벽히 일치시키는 독보적인 프레이징으로 재즈와 팝, R&amp;B를 융합하여 20세기 컨템포러리 음악사에 지대한 영향을 끼쳤습니다.</w:t>
       </w:r>
     </w:p>
     <w:p>
@@ -413,7 +432,7 @@
           <w:b w:val="0"/>
           <w:sz w:val="21"/>
         </w:rPr>
-        <w:t>조지 벤슨을 일약 세계적인 팝스타 반열에 올렸던 역사적 명반 《Breezin'》(1976)의 음악적 정점을 무대 위에서 완벽히 확장하고 재해석한 걸작 실황 음반입니다. 스튜디오 레코딩의 정교함을 능가하는 라이브 특유의 역동적인 즉흥 연주와 유려한 어덜트 컨템퍼러리 사운드를 한데 엮어내어, 1970년대 후반 팝-재즈 크로스오버 조류의 완성이자 라이브 앨범이 도달할 수 있는 가장 우아한 정형을 확립한 작품으로 평가받습니다.</w:t>
+        <w:t>퓨전 재즈와 팝 음악이 조우하던 1970년대 후반의 정점에서 라이브 음반이 도달할 수 있는 미학적 완성도를 제시한 기념비적 걸작입니다. 즉흥 연주의 긴장감과 대중적 멜로디의 친화력을 완벽히 양립시켜 크로스오버 재즈의 지평을 영구히 확장했습니다.</w:t>
       </w:r>
     </w:p>
     <w:p>
@@ -444,7 +463,7 @@
           <w:b w:val="0"/>
           <w:sz w:val="21"/>
         </w:rPr>
-        <w:t>1970년대 후반 눈부신 경제적 풍요와 문화적 낙관주의가 흐르던 서부 캘리포니아의 낭만, 그리고 주말의 해방감을 만끽하고자 클럽으로 모여든 당대 청춘들의 자유로운 정서가 음반 가득 투영되어 있습니다. 어둑해진 로스앤젤레스의 야경 속에서 관객들이 뿜어내는 환호와 벤슨의 여유로운 무대 매너는 화려했던 아날로그 시대의 온기와 낭만적인 밤의 공기를 생생하게 증언합니다.</w:t>
+        <w:t>베트남 전쟁 이후 자유와 낭만을 갈망하던 70년대 후반 아메리칸 드림의 세련된 이면을 투영합니다. LA 밤거리의 화려한 네온사인, 록시 극장을 가득 채운 관객들의 열기 어린 환호와 여유로운 박수 소리는 당대 서구 청춘 문화의 온화하고 성숙했던 공기를 고스란히 전해줍니다.</w:t>
       </w:r>
     </w:p>
     <w:p>
@@ -511,7 +530,7 @@
           <w:color w:val="1F2937"/>
           <w:sz w:val="21"/>
         </w:rPr>
-        <w:t xml:space="preserve">'Weekend in L.A': </w:t>
+        <w:t xml:space="preserve">"Weekend in L.A.": </w:t>
       </w:r>
       <w:r>
         <w:rPr w:rFonts="맑은 고딕">
@@ -519,7 +538,7 @@
           <w:b w:val="0"/>
           <w:sz w:val="21"/>
         </w:rPr>
-        <w:t>경쾌한 베이스 라인과 조지 벤슨의 날렵한 기타 프레이징이 드라이브하듯 질주하며 주말의 설렘을 탁월하게 묘사한 오프닝 트랙.</w:t>
+        <w:t>앨범의 서막을 여는 타이틀 기악곡으로, 서부의 상쾌한 바람을 연상시키는 경쾌한 펑키 리듬과 벤슨 특유의 유려하고 매끄러운 옥타브 주법이 돋보입니다.</w:t>
       </w:r>
     </w:p>
     <w:p>
@@ -542,7 +561,7 @@
           <w:color w:val="1F2937"/>
           <w:sz w:val="21"/>
         </w:rPr>
-        <w:t xml:space="preserve">'On Broadway': </w:t>
+        <w:t xml:space="preserve">"On Broadway": </w:t>
       </w:r>
       <w:r>
         <w:rPr w:rFonts="맑은 고딕">
@@ -550,7 +569,7 @@
           <w:b w:val="0"/>
           <w:sz w:val="21"/>
         </w:rPr>
-        <w:t>드리스터스(The Drifters)의 고전을 훵키한 그루브와 폭발적인 기타-스캣 유니즌으로 탈바꿈시켜 그래미 트로피를 거머쥔 라이브의 백미.</w:t>
+        <w:t>라이브의 백미를 장식하는 명연주로, 배리 만과 신시아 와일의 고전을 도회적인 소울 앤 재즈로 재해석하여 폭발적인 스캣 유니즌의 쾌감을 선사합니다.</w:t>
       </w:r>
     </w:p>
     <w:p>
@@ -573,7 +592,7 @@
           <w:color w:val="1F2937"/>
           <w:sz w:val="21"/>
         </w:rPr>
-        <w:t xml:space="preserve">'The Greatest Love of All': </w:t>
+        <w:t xml:space="preserve">"The Greatest Love of All": </w:t>
       </w:r>
       <w:r>
         <w:rPr w:rFonts="맑은 고딕">
@@ -581,7 +600,7 @@
           <w:b w:val="0"/>
           <w:sz w:val="21"/>
         </w:rPr>
-        <w:t>영화 《더 그레이티스트》의 주제가로, 훗날 휘트니 휴스턴의 버전과는 또 다른 벤슨 특유의 담백하고 서정적인 보컬과 우아한 기타 아르페지오가 깊은 감동을 주는 발라드.</w:t>
+        <w:t>절제된 기타 선율 위로 얹히는 진솔하고 따뜻한 보컬이 깊은 서정성을 자아내며, 훗날 팝의 고전이 된 멜로디의 원형적 감동을 들려줍니다.</w:t>
       </w:r>
     </w:p>
     <w:p>
@@ -604,7 +623,7 @@
           <w:color w:val="1F2937"/>
           <w:sz w:val="21"/>
         </w:rPr>
-        <w:t xml:space="preserve">'Lady Blue' &amp; 'We As Love': </w:t>
+        <w:t xml:space="preserve">"We All Remember Wes": </w:t>
       </w:r>
       <w:r>
         <w:rPr w:rFonts="맑은 고딕">
@@ -612,7 +631,7 @@
           <w:b w:val="0"/>
           <w:sz w:val="21"/>
         </w:rPr>
-        <w:t>깊은 밤의 고요를 은은하게 물들이는 감미로운 멜로디와 섬세한 기타 터치가 돋보이는 낭만적인 트랙들.</w:t>
+        <w:t>자신의 음악적 뿌리인 웨스 몽고메리를 기리는 헌정곡으로, 정통 재즈에 대한 벤슨의 깊은 존경심과 우아한 화성학적 깊이를 음미할 수 있습니다.</w:t>
       </w:r>
     </w:p>
     <w:p>
@@ -643,7 +662,7 @@
           <w:b w:val="0"/>
           <w:sz w:val="21"/>
         </w:rPr>
-        <w:t>2장의 바이닐로 여유롭게 커팅된 고유의 다이내믹 레인지는 드럼의 단단한 킥과 심벌의 섬세한 잔향, 그리고 관객의 박수 소리를 입체적으로 펼쳐냅니다. 진공관 앰프의 따스한 배음과 턴테이블의 아날로그 카트리지를 통해 조지 벤슨의 깁슨(Gibson) 기타가 지닌 둥글고 농밀한 톤을 재생할 때, 청자는 마치 1977년 록시 극장의 테이블에 앉아 무대를 바로 마주하는 듯한 생생한 공간감을 경험할 수 있습니다.</w:t>
+        <w:t>턴테이블의 카트리지가 두터운 소리골을 탈 때 피어오르는 생생한 현장감은 이 앨범 감상의 핵심입니다. 진공관 앰프의 부드러운 온기와 만나면 조지 벤슨의 아이바네즈 시그니처 기타가 뿜어내는 통통 튀면서도 둥글고 따스한 톤, 그리고 소규모 클럽 특유의 밀도 높은 공간 잔향이 청음실을 단숨에 1977년의 록시 극장 한가운데로 탈바꿈시킵니다.</w:t>
       </w:r>
     </w:p>
     <w:p>
@@ -674,7 +693,7 @@
           <w:b w:val="0"/>
           <w:sz w:val="21"/>
         </w:rPr>
-        <w:t>전성기 조지 벤슨의 무결점 테크닉과 관록의 쇼맨십, 그리고 당대 최고의 세션 뮤지션들이 빚어낸 호흡이 집약된 더블 게이트폴드 명반입니다. 수려한 앨범 아트워크와 더불어 70년대 아날로그 퓨전 사운드의 황금기를 온전히 소유할 수 있다는 점에서 바이닐 컬렉터의 서재를 격조 높게 빛내줄 영구 소장 가치를 지닙니다.</w:t>
+        <w:t>거장의 최전성기 라이브 에너지를 고품질 2LP 게이트폴드 사양으로 온전히 간직할 수 있는 소장품입니다. 70년대 아날로그 레코딩 기술의 절정을 증언하는 음향적 가치와 역사적 상징성을 동시에 지니고 있어 재즈와 팝 애호가 모두의 바이닐 라이브러리를 빛내줄 필수 명반입니다.</w:t>
       </w:r>
     </w:p>
     <w:p>
@@ -688,7 +707,7 @@
           <w:color w:val="4338CA"/>
           <w:sz w:val="21"/>
         </w:rPr>
-        <w:t>이 음반을 통해 1970년대 로스앤젤레스의 찬란한 노을과 뜨거운 라이브 클럽의 밤이 전해주는 감동을 다시 한번 경험해 보시는 것은 어떨까요?</w:t>
+        <w:t>이 음반을 통해 1970년대 LA의 낭만적인 밤공기와 거장의 손끝에서 피어오르는 유려한 선율이 전해주는 감동을 다시 한번 경험해 보시는 것은 어떨까요?</w:t>
       </w:r>
     </w:p>
     <w:sectPr>
